--- a/docs/交付材料/00-课程设计交付文档（合订本）.docx
+++ b/docs/交付材料/00-课程设计交付文档（合订本）.docx
@@ -8014,7 +8014,7 @@
           <w:sz w:val="24"/>
           <w:szCs w:val="24"/>
         </w:rPr>
-        <w:t>契约先行：组长 A 在开发第一天发布冻结版统一数据契约（Event V2 FINAL，19 个公共字段、31 词事件类型词表、UTC+8 时间规范），此后 B/C/D/F 全部围绕同一契约并行开发，修改契约需全组同步。</w:t>
+        <w:t>契约先行：组长 A 在开发第一天发布冻结版统一数据契约（Event V2 FINAL，19 个公共字段、33 词事件类型词表、UTC+8 时间规范），此后 B/C/D/F 全部围绕同一契约并行开发，修改契约需全组同步。</w:t>
       </w:r>
     </w:p>
     <w:p>
@@ -8377,7 +8377,7 @@
           <w:sz w:val="24"/>
           <w:szCs w:val="24"/>
         </w:rPr>
-        <w:t>Sysmon 日志解析：.evtx 二进制与 APT29 数据集 JSON 行两种形态，覆盖进程创建、网络连接、文件创建、注册表修改、DNS 查询、文件删除等事件。</w:t>
+        <w:t>Sysmon 日志解析：.evtx 二进制与 APT29 数据集 JSON 行两种形态，覆盖进程创建、网络连接、文件创建、注册表修改、DNS 查询、文件删除、进程内存访问与跨进程远程线程等事件。</w:t>
       </w:r>
     </w:p>
     <w:p>
@@ -8437,7 +8437,7 @@
           <w:sz w:val="24"/>
           <w:szCs w:val="24"/>
         </w:rPr>
-        <w:t>异常预标记：5 条解析期规则（非时段登录、爆破、用户名枚举、编码执行、远程下载），滑动窗口命中、幂等可重跑。</w:t>
+        <w:t>异常预标记：8 条解析期规则（非时段登录、爆破、用户名枚举、编码执行、远程下载、lsass 凭据访问、可疑内存访问掩码、反射加载/远程线程），滑动窗口命中、幂等可重跑；其中内存注入 3 条基于 Sysmon 10/8，任务书第 4 条内存行为分析落地。</w:t>
       </w:r>
     </w:p>
     <w:p>
@@ -8457,7 +8457,7 @@
           <w:sz w:val="24"/>
           <w:szCs w:val="24"/>
         </w:rPr>
-        <w:t>质量保障：verify_day1/verify_day2 共 16 项自检断言；E 靶场 9 份原始证据文件解析为 47,195 条标准事件，全部通过契约预检。</w:t>
+        <w:t>质量保障：verify_day1/verify_day2 共 17 项自检断言；E 靶场 9 份原始证据文件解析为 47,195 条标准事件，全部通过契约预检。</w:t>
       </w:r>
     </w:p>
     <w:p>
@@ -10172,7 +10172,7 @@
           <w:sz w:val="24"/>
           <w:szCs w:val="24"/>
         </w:rPr>
-        <w:t>全组以 docs/Event-V2-FINAL.md 为唯一权威契约：19 个公共字段（timestamp、host、source、source_event_id、event_type、user、process、src_ip、dst_ip、dst_port、protocol、logon_type、session_id、cmdline、detail、description、anomaly_flags、severity、raw_log）；source 表示证据来源（8 值枚举），event_type 表示行为类型（31 词冻结词表），二者解耦；时间统一 UTC+8 ISO8601；缺失值一律显式 null，禁止 unknown、0、空字符串等占位值；各模块专有字段统一放 detail 对象。契约执行有三处校验卡点：解析器输出的 validate_events、交付 D 的 validate_eventout、以及文件级守卫测试 tests/test_contract_guard.py。</w:t>
+        <w:t>全组以 docs/Event-V2-FINAL.md 为唯一权威契约：19 个公共字段（timestamp、host、source、source_event_id、event_type、user、process、src_ip、dst_ip、dst_port、protocol、logon_type、session_id、cmdline、detail、description、anomaly_flags、severity、raw_log）；source 表示证据来源（8 值枚举），event_type 表示行为类型（33 词冻结词表），二者解耦；时间统一 UTC+8 ISO8601；缺失值一律显式 null，禁止 unknown、0、空字符串等占位值；各模块专有字段统一放 detail 对象。契约执行有三处校验卡点：解析器输出的 validate_events、交付 D 的 validate_eventout、以及文件级守卫测试 tests/test_contract_guard.py。</w:t>
       </w:r>
     </w:p>
     <w:p>
@@ -14246,7 +14246,7 @@
           <w:sz w:val="24"/>
           <w:szCs w:val="24"/>
         </w:rPr>
-        <w:t>契约的一个关键设计是把 source（证据来源）与 event_type（安全行为）解耦：source 有 8 个枚举值（windows_evtx、sysmon、linux_auth、linux_audit、network_pcap、network_zeek、firewall、waf），event_type 是 31 词冻结行为词表（登录会话、进程、网络、文件、注册表、账户权限、服务与计划任务七类）。例如 WAF 的攻击请求记为 source=waf + event_type=http_request，防火墙连接记录记为 source=firewall + event_type=network_connection。这样同一种攻击行为可以来自不同采集源，关联规则不需要为每种日志来源重复实现，显著降低了多源融合分析的复杂度。</w:t>
+        <w:t>契约的一个关键设计是把 source（证据来源）与 event_type（安全行为）解耦：source 有 8 个枚举值（windows_evtx、sysmon、linux_auth、linux_audit、network_pcap、network_zeek、firewall、waf），event_type 是 33 词冻结行为词表（登录会话、进程、网络、文件、注册表、账户权限、服务与计划任务七类）。例如 WAF 的攻击请求记为 source=waf + event_type=http_request，防火墙连接记录记为 source=firewall + event_type=network_connection。这样同一种攻击行为可以来自不同采集源，关联规则不需要为每种日志来源重复实现，显著降低了多源融合分析的复杂度。</w:t>
       </w:r>
     </w:p>
     <w:p>
@@ -14340,7 +14340,7 @@
           <w:sz w:val="24"/>
           <w:szCs w:val="24"/>
         </w:rPr>
-        <w:t>Windows 侧采用“审计策略产生事件 + 离线解析 EVTX”的原理：靶机通过 auditpol 配置审核策略（登录/进程创建/文件系统/注册表等），用 wevtutil 导出 EVTX；解析器以 python-evtx 解码二进制事件记录，将 EventData 字段摊平后按事件 ID 映射为统一事件。Security/System 日志支持 11 类事件：4624/4625 登录成功与失败（含登录类型码表翻译、SubStatus 失败原因翻译）、4634/4647 注销、4688 进程创建（含父进程与命令行）、1102 日志清除、4720/4728 账号创建与组变更、4673 敏感权限使用、7045 服务安装、4698 计划任务创建。Sysmon 日志提供更细粒度的行为：进程创建（含完整命令行、哈希、进程 GUID）、网络连接（目的 IP/端口/协议）、文件创建、注册表修改、DNS 查询、文件删除。</w:t>
+        <w:t>Windows 侧采用“审计策略产生事件 + 离线解析 EVTX”的原理：靶机通过 auditpol 配置审核策略（登录/进程创建/文件系统/注册表等），用 wevtutil 导出 EVTX；解析器以 python-evtx 解码二进制事件记录，将 EventData 字段摊平后按事件 ID 映射为统一事件。Security/System 日志支持 11 类事件：4624/4625 登录成功与失败（含登录类型码表翻译、SubStatus 失败原因翻译）、4634/4647 注销、4688 进程创建（含父进程与命令行）、1102 日志清除、4720/4728 账号创建与组变更、4673 敏感权限使用、7045 服务安装、4698 计划任务创建。Sysmon 日志提供更细粒度的行为：进程创建（含完整命令行、哈希、进程 GUID）、网络连接（目的 IP/端口/协议）、文件创建、注册表修改、DNS 查询、文件删除、进程内存访问（ID 10）与远程线程（ID 8）。</w:t>
       </w:r>
     </w:p>
     <w:p>
@@ -16203,7 +16203,7 @@
                 <w:sz w:val="21"/>
                 <w:szCs w:val="21"/>
               </w:rPr>
-              <w:t>UTC+8 统一时区、31 词行为词表、用户/进程/文件/注册表实体提取、按 LogonId 会话重建</w:t>
+              <w:t>UTC+8 统一时区、33 词行为词表、用户/进程/文件/注册表实体提取、按 LogonId 会话重建</w:t>
             </w:r>
           </w:p>
         </w:tc>
@@ -16276,7 +16276,7 @@
                 <w:sz w:val="21"/>
                 <w:szCs w:val="21"/>
               </w:rPr>
-              <w:t>auditd 系统调用级解析覆盖进程/文件/网络三类行为；父子进程字段采集与可疑进程检测；敏感文件访问检测；内存行为分析列为改进方向</w:t>
+              <w:t>auditd 系统调用级解析覆盖进程/文件/网络三类行为；Sysmon 10/8（process_access/remote_thread_create）配合 lsass_access、suspicious_memory_access、reflective_load 三条规则实现内存注入与反射加载的日志层检测；父子进程字段采集与可疑进程检测；敏感文件访问检测；内存行为分析列为改进方向</w:t>
             </w:r>
           </w:p>
         </w:tc>
@@ -21519,7 +21519,7 @@
                 <w:sz w:val="21"/>
                 <w:szCs w:val="21"/>
               </w:rPr>
-              <w:t>主机名；8 值来源枚举；31 词行为词表</w:t>
+              <w:t>主机名；8 值来源枚举；33 词行为词表</w:t>
             </w:r>
           </w:p>
         </w:tc>
@@ -24464,7 +24464,7 @@
           <w:sz w:val="24"/>
           <w:szCs w:val="24"/>
         </w:rPr>
-        <w:t>六人并行开发的最大风险是字段口径漂移。系统以 Event V2 FINAL 文档为唯一权威，配合三处自动化卡点（解析器 validate_events、交付件 validate_eventout、文件级守卫测试）把契约执行变成机器检查；事件类型词表冻结 31 词，前端下拉按冻结分组呈现，枚举外值显式归入“其他”分组，使契约偏差可见可查。</w:t>
+        <w:t>六人并行开发的最大风险是字段口径漂移。系统以 Event V2 FINAL 文档为唯一权威，配合三处自动化卡点（解析器 validate_events、交付件 validate_eventout、文件级守卫测试）把契约执行变成机器检查；事件类型词表冻结 33 词，前端下拉按冻结分组呈现，枚举外值显式归入“其他”分组，使契约偏差可见可查。</w:t>
       </w:r>
     </w:p>
     <w:p>
@@ -25597,7 +25597,7 @@
                 <w:sz w:val="21"/>
                 <w:szCs w:val="21"/>
               </w:rPr>
-              <w:t>Event V2 契约：19 字段定义、31 词 EVENT_TYPES、LOGON_TYPES/SUB_STATUS 码表、make_event 工厂（未知字段抛错）</w:t>
+              <w:t>Event V2 契约：19 字段定义、33 词 EVENT_TYPES、LOGON_TYPES/SUB_STATUS 码表、make_event 工厂（未知字段抛错）</w:t>
             </w:r>
           </w:p>
         </w:tc>
@@ -32514,7 +32514,7 @@
                 <w:sz w:val="21"/>
                 <w:szCs w:val="21"/>
               </w:rPr>
-              <w:t>事件卡按时间排列，过滤器：主机 / event_type（31 词按七类分组的冻结枚举下拉）/ 只看异常 / severity / 时间范围；severity≥2 卡片标红；展开详情面板（含 detail 键值、raw_log、复制 JSON）</w:t>
+              <w:t>事件卡按时间排列，过滤器：主机 / event_type（33 词按七类分组的冻结枚举下拉）/ 只看异常 / severity / 时间范围；severity≥2 卡片标红；展开详情面板（含 detail 键值、raw_log、复制 JSON）</w:t>
             </w:r>
           </w:p>
         </w:tc>
@@ -33385,7 +33385,7 @@
                 <w:sz w:val="21"/>
                 <w:szCs w:val="21"/>
               </w:rPr>
-              <w:t>B 侧 verify_day1 / verify_day2：契约逐词校验、事件 ID 字段断言、会话重建、异常规则命中与不误报、目录容错、真实产物逐行校验、Linux 双格式断言</w:t>
+              <w:t>B 侧 verify_day1 / verify_day2：契约逐词校验、事件 ID 字段断言、会话重建、异常规则命中与不误报、目录容错、真实产物逐行校验、Linux 双格式断言、文件删除/改名与内存行为分析断言</w:t>
             </w:r>
           </w:p>
         </w:tc>
@@ -35934,7 +35934,7 @@
                 <w:sz w:val="21"/>
                 <w:szCs w:val="21"/>
               </w:rPr>
-              <w:t>合并 Zeek JSON 流 613 会话；主机事件 23,320 条</w:t>
+              <w:t>合并 Zeek JSON 流 613 会话；主机事件 62,698 条</w:t>
             </w:r>
           </w:p>
         </w:tc>
@@ -39505,7 +39505,7 @@
           <w:sz w:val="21"/>
           <w:szCs w:val="21"/>
         </w:rPr>
-        <w:t>表 31　verify_day2（7 项）</w:t>
+        <w:t>表 31　verify_day2（10 项）</w:t>
       </w:r>
     </w:p>
     <w:tbl>
@@ -39681,7 +39681,7 @@
                 <w:sz w:val="21"/>
                 <w:szCs w:val="21"/>
               </w:rPr>
-              <w:t>EVENT_TYPES 与 V2 冻结词表 31 词逐词一致（含 log_cleared）</w:t>
+              <w:t>EVENT_TYPES 与 V2 冻结词表 33 词逐词一致（含 log_cleared 与进程内存 2 词）</w:t>
             </w:r>
           </w:p>
         </w:tc>
@@ -42165,7 +42165,7 @@
           <w:sz w:val="24"/>
           <w:szCs w:val="24"/>
         </w:rPr>
-        <w:t>系统通过了三层自动化测试（182 例 pytest、16 项模块自检、5 批契约守卫）与两类真实数据验证：在公开数据集上验证了格式兼容与规则有效性（CTU-13 感染主机攻击行为全部精确命中、APT29 父技术级命中与 GT 外发现），在 9 节点自建靶场上验证了完整入侵链的多源采集、事件化、契约入库、跨源关联与前端呈现全流程（47,195 条主机事件 + 720 条网络/防火墙事件，命令注入初始访问、SSH 横向、疑似入侵点均由规则直接告警并还原出完整攻击路径）。测试中发现的问题已全部修复并回归，遗留项均为明确的设计权衡并已列入改进方向。测试结论：系统达到题目测试要求(1)(2)的验收标准，判定为通过。</w:t>
+        <w:t>系统通过了三层自动化测试（182 例 pytest、17 项模块自检、5 批契约守卫）与两类真实数据验证：在公开数据集上验证了格式兼容与规则有效性（CTU-13 感染主机攻击行为全部精确命中、APT29 父技术级命中与 GT 外发现；内存行为分析在 62,698 条 APT29 主机事件上命中可疑内存访问 1,256、lsass 凭据访问 5、反射加载 2），在 9 节点自建靶场上验证了完整入侵链的多源采集、事件化、契约入库、跨源关联与前端呈现全流程（47,195 条主机事件 + 720 条网络/防火墙事件，命令注入初始访问、SSH 横向、疑似入侵点均由规则直接告警并还原出完整攻击路径）。测试中发现的问题已全部修复并回归，遗留项均为明确的设计权衡并已列入改进方向。测试结论：系统达到题目测试要求(1)(2)的验收标准，判定为通过。</w:t>
       </w:r>
     </w:p>
     <w:p>
